--- a/docs/Речь_и_вопросы_к_защите_DOLG_20260602_20_слайдов.docx
+++ b/docs/Речь_и_вопросы_к_защите_DOLG_20260602_20_слайдов.docx
@@ -76,11 +76,7 @@
     </w:p>
     <w:p>
       <w:r>
-        <w:rPr>
-          <w:rFonts w:ascii="Times New Roman" w:hAnsi="Times New Roman"/>
-          <w:sz w:val="24"/>
-        </w:rPr>
-        <w:t>Существующие решения закрывают отдельные части задачи. Маркетплейсы хорошо продают и ищут товар, но не анализируют схему. Онлайн-симуляторы удобны для экспериментов, но редко связаны с реальными карточками компонентов. KiCad и Altium сильны как промышленные CAD-системы, но сложны для учебного маршрута. AI-CAD полезен, но инженерный вывод должен оставаться объяснимым.</w:t>
+        <w:t>Существующие решения закрывают отдельные части задачи. Маркетплейсы хорошо продают и ищут товар, но не анализируют схему. Онлайн-симуляторы удобны для экспериментов, но редко связаны с реальными карточками компонентов. KiCad и Altium сильны как промышленный CAD, но требуют отдельного контура закупки и обучения. Отдельно я рассмотрел Lithium ECAD: у него интересны синхронизация схемы и платы, уровни цепей и функциональные блоки. DOLG использует эти идеи как ориентир, но делает акцент на web-среде, каталоге, симуляции, review, обучении и заказе в одном проекте.</w:t>
       </w:r>
     </w:p>
     <w:p/>
@@ -148,11 +144,7 @@
     </w:p>
     <w:p>
       <w:r>
-        <w:rPr>
-          <w:rFonts w:ascii="Times New Roman" w:hAnsi="Times New Roman"/>
-          <w:sz w:val="24"/>
-        </w:rPr>
-        <w:t>Каталог показывает карточки товаров, активные chips, инженерные параметры и flags datasheet, SPICE и CAD. Поиск поддерживает единицы измерения и диапазоны. Качество изображений контролируется отдельно: активные карточки не должны получать случайные нерелевантные фотографии.</w:t>
+        <w:t>Каталог показывает 364 карточки товаров, включая 227 РЭБ-компонентов. В карточках используются активные chips, инженерные параметры, flags datasheet, SPICE и CAD. Поиск поддерживает единицы измерения и диапазоны. Для медиа действует политика качества: 79 verified-фото оставлены как реальные изображения, остальные позиции получают аккуратные generated fallback, а случайные нерелевантные картинки не допускаются.</w:t>
       </w:r>
     </w:p>
     <w:p/>
@@ -166,11 +158,7 @@
     </w:p>
     <w:p>
       <w:r>
-        <w:rPr>
-          <w:rFonts w:ascii="Times New Roman" w:hAnsi="Times New Roman"/>
-          <w:sz w:val="24"/>
-        </w:rPr>
-        <w:t>Knowledge объединяет статьи, материалы и практикум. Обучение не сводится к тестам с выбором ответа: есть числовые задачи, задачи на сборку схемы и задания на измерение результата симуляции. Это позволяет учиться через реальные инженерные сценарии.</w:t>
+        <w:t>Knowledge объединяет 22 статьи, 99 дополнительных материалов и практикум. Обучение не сводится к тестам с выбором ответа: есть числовые задачи, задачи на сборку схемы и задания на измерение результата симуляции. Это позволяет учиться через реальные инженерные сценарии и использовать те же формулы и проверки, что в лаборатории и review.</w:t>
       </w:r>
     </w:p>
     <w:p/>
@@ -310,11 +298,7 @@
     </w:p>
     <w:p>
       <w:r>
-        <w:rPr>
-          <w:rFonts w:ascii="Times New Roman" w:hAnsi="Times New Roman"/>
-          <w:sz w:val="24"/>
-        </w:rPr>
-        <w:t>Ближайшее развитие - комментарии пользователей, measurement core, официальные источники изображений и API, а также расширение извлечения данных из datasheet. Дальнейшее развитие - OR-Tools для оптимизации BOM, RDFLib для онтологии компонентов, neural deep hints и расширенный CAD-import.</w:t>
+        <w:t>Ближайшее развитие - комментарии и модерация, measurement core, официальные источники изображений и API, а также расширение извлечения данных из datasheet. В дальний слой я вынес идеи из Lithium ECAD и других CAD: уровни цепей, cross-highlight между схемой и 3D/PCB-представлением, функциональные блоки, импорт проектов, OR-Tools для BOM, RDFLib для онтологии и neural deep hints после экспертного baseline.</w:t>
       </w:r>
     </w:p>
     <w:p/>
@@ -364,11 +348,7 @@
     </w:p>
     <w:p>
       <w:r>
-        <w:rPr>
-          <w:rFonts w:ascii="Times New Roman" w:hAnsi="Times New Roman"/>
-          <w:sz w:val="24"/>
-        </w:rPr>
-        <w:t>В результате создана платформа, где каталог, CAD/SIM, лаборатория, обучение, review и заказ работают в одном контуре. Проект имеет проверяемые данные и проходит основные проверки: manage.py check, demo-ready, data-integrity и media quality.</w:t>
+        <w:t>В результате создана платформа, где каталог, CAD/SIM, лаборатория, обучение, review и заказ работают в одном контуре. Актуальная база демо: 364 товара, 227 РЭБ-компонентов, 22 статьи, 99 материалов и 38 практических заданий. Проект проходит основные проверки: manage.py check, demo-ready, data-integrity и media quality.</w:t>
       </w:r>
     </w:p>
     <w:p/>
@@ -674,6 +654,22 @@
         <w:t xml:space="preserve">   Автоматические правила находят риски и дают рекомендации, но инженер учитывает контекст, допущения и реальные условия эксплуатации.</w:t>
       </w:r>
     </w:p>
+    <w:p>
+      <w:pPr/>
+      <w:r/>
+    </w:p>
+    <w:p>
+      <w:pPr/>
+      <w:r>
+        <w:t>15. Что дали выводы по Lithium ECAD?</w:t>
+      </w:r>
+    </w:p>
+    <w:p>
+      <w:pPr/>
+      <w:r>
+        <w:t>Lithium ECAD показал, что пользователю важна не только схема, но и управляемость проектного пространства: уровни цепей, подсветка связей между представлениями, функциональные блоки и аккуратный импорт. Для DOLG это превращено в roadmap: не копировать интерфейс, а усилить собственную web-first связку CAD, симуляции, review, каталога и обучения.</w:t>
+      </w:r>
+    </w:p>
     <w:p/>
     <w:p>
       <w:pPr>
@@ -828,11 +824,7 @@
     </w:p>
     <w:p>
       <w:r>
-        <w:rPr>
-          <w:rFonts w:ascii="Times New Roman" w:hAnsi="Times New Roman"/>
-          <w:sz w:val="24"/>
-        </w:rPr>
-        <w:t xml:space="preserve">   Комментарии, measurement core, official sources, OR-Tools, RDFLib и neural deep hints после expert baseline.</w:t>
+        <w:t>Ближайшее: комментарии, measurement core, официальные источники и datasheet extraction. Дальше: уровни цепей, cross-highlight схемы и 3D/PCB, функциональные блоки, CAD-import, OR-Tools, RDFLib и neural deep hints после expert baseline.</w:t>
       </w:r>
     </w:p>
     <w:sectPr>
